--- a/TS-Kramam/TS-4.1/TS 4.1 Malayalam Krama Paatam Corrections.docx
+++ b/TS-Kramam/TS-4.1/TS 4.1 Malayalam Krama Paatam Corrections.docx
@@ -81,18 +81,7 @@
           <w:szCs w:val="32"/>
           <w:u w:val="single"/>
         </w:rPr>
-        <w:t xml:space="preserve">Observed </w:t>
-      </w:r>
-      <w:proofErr w:type="gramStart"/>
-      <w:r>
-        <w:rPr>
-          <w:b/>
-          <w:bCs/>
-          <w:sz w:val="32"/>
-          <w:szCs w:val="32"/>
-          <w:u w:val="single"/>
-        </w:rPr>
-        <w:t xml:space="preserve">till </w:t>
+        <w:t xml:space="preserve">Observed till </w:t>
       </w:r>
       <w:r>
         <w:rPr>
@@ -105,7 +94,6 @@
         </w:rPr>
         <w:t>????</w:t>
       </w:r>
-      <w:proofErr w:type="gramEnd"/>
     </w:p>
     <w:p>
       <w:pPr>
@@ -314,16 +302,16 @@
                 <w:b/>
                 <w:sz w:val="28"/>
                 <w:szCs w:val="32"/>
-                <w:lang w:val="it-IT"/>
-              </w:rPr>
-            </w:pPr>
-            <w:r>
-              <w:rPr>
-                <w:rFonts w:cs="Arial"/>
-                <w:b/>
-                <w:sz w:val="28"/>
-                <w:szCs w:val="32"/>
-                <w:lang w:val="it-IT"/>
+                <w:lang w:val="en-IN"/>
+              </w:rPr>
+            </w:pPr>
+            <w:r>
+              <w:rPr>
+                <w:rFonts w:cs="Arial"/>
+                <w:b/>
+                <w:sz w:val="28"/>
+                <w:szCs w:val="32"/>
+                <w:lang w:val="en-IN"/>
               </w:rPr>
               <w:t xml:space="preserve">Krama Vaakyam No. - </w:t>
             </w:r>
@@ -333,7 +321,7 @@
                 <w:b/>
                 <w:sz w:val="28"/>
                 <w:szCs w:val="32"/>
-                <w:lang w:val="it-IT"/>
+                <w:lang w:val="en-IN"/>
               </w:rPr>
               <w:t>44</w:t>
             </w:r>
@@ -554,6 +542,514 @@
               </w:rPr>
               <w:t xml:space="preserve"> CZõ¡—¥L ||</w:t>
             </w:r>
+          </w:p>
+        </w:tc>
+      </w:tr>
+      <w:tr>
+        <w:trPr>
+          <w:trHeight w:val="962"/>
+        </w:trPr>
+        <w:tc>
+          <w:tcPr>
+            <w:tcW w:w="3999" w:type="dxa"/>
+            <w:tcBorders>
+              <w:top w:val="single" w:sz="4" w:space="0" w:color="000000"/>
+              <w:left w:val="single" w:sz="4" w:space="0" w:color="000000"/>
+              <w:bottom w:val="single" w:sz="4" w:space="0" w:color="000000"/>
+              <w:right w:val="single" w:sz="4" w:space="0" w:color="000000"/>
+            </w:tcBorders>
+          </w:tcPr>
+          <w:p>
+            <w:pPr>
+              <w:widowControl w:val="0"/>
+              <w:tabs>
+                <w:tab w:val="left" w:pos="993"/>
+              </w:tabs>
+              <w:autoSpaceDE w:val="0"/>
+              <w:autoSpaceDN w:val="0"/>
+              <w:adjustRightInd w:val="0"/>
+              <w:spacing w:before="0" w:line="252" w:lineRule="auto"/>
+              <w:ind w:right="297"/>
+              <w:rPr>
+                <w:rFonts w:cs="Arial"/>
+                <w:b/>
+                <w:sz w:val="28"/>
+                <w:szCs w:val="32"/>
+              </w:rPr>
+            </w:pPr>
+            <w:r>
+              <w:rPr>
+                <w:rFonts w:cs="Arial"/>
+                <w:b/>
+                <w:sz w:val="28"/>
+                <w:szCs w:val="32"/>
+              </w:rPr>
+              <w:t>T.S.4.1.</w:t>
+            </w:r>
+            <w:r>
+              <w:rPr>
+                <w:rFonts w:cs="Arial"/>
+                <w:b/>
+                <w:sz w:val="28"/>
+                <w:szCs w:val="32"/>
+              </w:rPr>
+              <w:t>8.4</w:t>
+            </w:r>
+            <w:r>
+              <w:rPr>
+                <w:rFonts w:cs="Arial"/>
+                <w:b/>
+                <w:sz w:val="28"/>
+                <w:szCs w:val="32"/>
+              </w:rPr>
+              <w:t xml:space="preserve"> – Kramam</w:t>
+            </w:r>
+          </w:p>
+          <w:p>
+            <w:pPr>
+              <w:widowControl w:val="0"/>
+              <w:tabs>
+                <w:tab w:val="left" w:pos="993"/>
+              </w:tabs>
+              <w:autoSpaceDE w:val="0"/>
+              <w:autoSpaceDN w:val="0"/>
+              <w:adjustRightInd w:val="0"/>
+              <w:spacing w:before="0" w:line="252" w:lineRule="auto"/>
+              <w:ind w:right="297"/>
+              <w:rPr>
+                <w:rFonts w:cs="Arial"/>
+                <w:b/>
+                <w:sz w:val="28"/>
+                <w:szCs w:val="32"/>
+                <w:lang w:val="en-IN"/>
+              </w:rPr>
+            </w:pPr>
+            <w:r>
+              <w:rPr>
+                <w:rFonts w:cs="Arial"/>
+                <w:b/>
+                <w:sz w:val="28"/>
+                <w:szCs w:val="32"/>
+                <w:lang w:val="en-IN"/>
+              </w:rPr>
+              <w:t xml:space="preserve">Krama Vaakyam No. - </w:t>
+            </w:r>
+            <w:r>
+              <w:rPr>
+                <w:rFonts w:cs="Arial"/>
+                <w:b/>
+                <w:sz w:val="28"/>
+                <w:szCs w:val="32"/>
+                <w:lang w:val="en-IN"/>
+              </w:rPr>
+              <w:t>6</w:t>
+            </w:r>
+          </w:p>
+          <w:p>
+            <w:pPr>
+              <w:widowControl w:val="0"/>
+              <w:tabs>
+                <w:tab w:val="left" w:pos="993"/>
+              </w:tabs>
+              <w:autoSpaceDE w:val="0"/>
+              <w:autoSpaceDN w:val="0"/>
+              <w:adjustRightInd w:val="0"/>
+              <w:spacing w:before="0" w:line="252" w:lineRule="auto"/>
+              <w:ind w:right="297"/>
+              <w:rPr>
+                <w:rFonts w:cs="Arial"/>
+                <w:b/>
+                <w:sz w:val="28"/>
+                <w:szCs w:val="32"/>
+              </w:rPr>
+            </w:pPr>
+            <w:r>
+              <w:rPr>
+                <w:rFonts w:cs="Arial"/>
+                <w:b/>
+                <w:sz w:val="28"/>
+                <w:szCs w:val="32"/>
+                <w:lang w:val="it-IT"/>
+              </w:rPr>
+              <w:t>Panchaati No</w:t>
+            </w:r>
+            <w:r>
+              <w:rPr>
+                <w:rFonts w:cs="Arial"/>
+                <w:b/>
+                <w:szCs w:val="32"/>
+                <w:lang w:val="it-IT"/>
+              </w:rPr>
+              <w:t xml:space="preserve">. - </w:t>
+            </w:r>
+            <w:r>
+              <w:rPr>
+                <w:rFonts w:cs="Arial"/>
+                <w:b/>
+                <w:sz w:val="28"/>
+                <w:szCs w:val="32"/>
+                <w:lang w:val="it-IT"/>
+              </w:rPr>
+              <w:t>32</w:t>
+            </w:r>
+          </w:p>
+        </w:tc>
+        <w:tc>
+          <w:tcPr>
+            <w:tcW w:w="5103" w:type="dxa"/>
+            <w:tcBorders>
+              <w:top w:val="single" w:sz="4" w:space="0" w:color="000000"/>
+              <w:left w:val="single" w:sz="4" w:space="0" w:color="000000"/>
+              <w:bottom w:val="single" w:sz="4" w:space="0" w:color="000000"/>
+              <w:right w:val="single" w:sz="4" w:space="0" w:color="000000"/>
+            </w:tcBorders>
+          </w:tcPr>
+          <w:p>
+            <w:pPr>
+              <w:widowControl w:val="0"/>
+              <w:autoSpaceDE w:val="0"/>
+              <w:autoSpaceDN w:val="0"/>
+              <w:adjustRightInd w:val="0"/>
+              <w:spacing w:before="0" w:line="240" w:lineRule="auto"/>
+              <w:rPr>
+                <w:rFonts w:ascii="BRH Malayalam Extra" w:eastAsia="Times New Roman" w:hAnsi="BRH Malayalam Extra" w:cs="BRH Malayalam Extra"/>
+                <w:color w:val="000000"/>
+                <w:sz w:val="40"/>
+                <w:szCs w:val="40"/>
+                <w:lang w:val="en-IN" w:eastAsia="en-IN" w:bidi="ml-IN"/>
+              </w:rPr>
+            </w:pPr>
+            <w:r>
+              <w:rPr>
+                <w:rFonts w:ascii="BRH Malayalam Extra" w:eastAsia="Times New Roman" w:hAnsi="BRH Malayalam Extra" w:cs="BRH Malayalam Extra"/>
+                <w:color w:val="000000"/>
+                <w:sz w:val="40"/>
+                <w:szCs w:val="40"/>
+                <w:lang w:val="en-IN" w:eastAsia="en-IN" w:bidi="ml-IN"/>
+              </w:rPr>
+              <w:t>t</w:t>
+            </w:r>
+            <w:r>
+              <w:rPr>
+                <w:rFonts w:ascii="BRH Malayalam Extra" w:eastAsia="Times New Roman" w:hAnsi="BRH Malayalam Extra" w:cs="BRH Malayalam Extra"/>
+                <w:color w:val="000000"/>
+                <w:sz w:val="32"/>
+                <w:szCs w:val="40"/>
+                <w:lang w:val="en-IN" w:eastAsia="en-IN" w:bidi="ml-IN"/>
+              </w:rPr>
+              <w:t>–</w:t>
+            </w:r>
+            <w:r>
+              <w:rPr>
+                <w:rFonts w:ascii="BRH Malayalam Extra" w:eastAsia="Times New Roman" w:hAnsi="BRH Malayalam Extra" w:cs="BRH Malayalam Extra"/>
+                <w:color w:val="000000"/>
+                <w:sz w:val="40"/>
+                <w:szCs w:val="40"/>
+                <w:lang w:val="en-IN" w:eastAsia="en-IN" w:bidi="ml-IN"/>
+              </w:rPr>
+              <w:t xml:space="preserve">pyrx— py¥ci | </w:t>
+            </w:r>
+          </w:p>
+          <w:p>
+            <w:pPr>
+              <w:widowControl w:val="0"/>
+              <w:autoSpaceDE w:val="0"/>
+              <w:autoSpaceDN w:val="0"/>
+              <w:adjustRightInd w:val="0"/>
+              <w:spacing w:before="0" w:line="240" w:lineRule="auto"/>
+              <w:rPr>
+                <w:rFonts w:ascii="BRH Malayalam Extra" w:eastAsia="Times New Roman" w:hAnsi="BRH Malayalam Extra" w:cs="BRH Malayalam Extra"/>
+                <w:color w:val="000000"/>
+                <w:sz w:val="40"/>
+                <w:szCs w:val="40"/>
+                <w:lang w:val="en-IN" w:eastAsia="en-IN" w:bidi="ml-IN"/>
+              </w:rPr>
+            </w:pPr>
+            <w:r>
+              <w:rPr>
+                <w:rFonts w:ascii="BRH Malayalam Extra" w:eastAsia="Times New Roman" w:hAnsi="BRH Malayalam Extra" w:cs="BRH Malayalam Extra"/>
+                <w:color w:val="000000"/>
+                <w:sz w:val="40"/>
+                <w:szCs w:val="40"/>
+                <w:lang w:val="en-IN" w:eastAsia="en-IN" w:bidi="ml-IN"/>
+              </w:rPr>
+              <w:t>py</w:t>
+            </w:r>
+            <w:r>
+              <w:rPr>
+                <w:rFonts w:ascii="BRH Malayalam Extra" w:eastAsia="Times New Roman" w:hAnsi="BRH Malayalam Extra" w:cs="BRH Malayalam Extra"/>
+                <w:color w:val="000000"/>
+                <w:sz w:val="32"/>
+                <w:szCs w:val="40"/>
+                <w:lang w:val="en-IN" w:eastAsia="en-IN" w:bidi="ml-IN"/>
+              </w:rPr>
+              <w:t>–</w:t>
+            </w:r>
+            <w:r>
+              <w:rPr>
+                <w:rFonts w:ascii="BRH Malayalam Extra" w:eastAsia="Times New Roman" w:hAnsi="BRH Malayalam Extra" w:cs="BRH Malayalam Extra"/>
+                <w:color w:val="000000"/>
+                <w:sz w:val="40"/>
+                <w:szCs w:val="40"/>
+                <w:lang w:val="en-IN" w:eastAsia="en-IN" w:bidi="ml-IN"/>
+              </w:rPr>
+              <w:t>¥c</w:t>
+            </w:r>
+            <w:r>
+              <w:rPr>
+                <w:rFonts w:ascii="BRH Malayalam Extra" w:eastAsia="Times New Roman" w:hAnsi="BRH Malayalam Extra" w:cs="BRH Malayalam Extra"/>
+                <w:color w:val="000000"/>
+                <w:sz w:val="32"/>
+                <w:szCs w:val="40"/>
+                <w:highlight w:val="yellow"/>
+                <w:lang w:val="en-IN" w:eastAsia="en-IN" w:bidi="ml-IN"/>
+              </w:rPr>
+              <w:t>–</w:t>
+            </w:r>
+            <w:r>
+              <w:rPr>
+                <w:rFonts w:ascii="BRH Malayalam Extra" w:eastAsia="Times New Roman" w:hAnsi="BRH Malayalam Extra" w:cs="BRH Malayalam Extra"/>
+                <w:color w:val="000000"/>
+                <w:sz w:val="40"/>
+                <w:szCs w:val="40"/>
+                <w:highlight w:val="yellow"/>
+                <w:lang w:val="en-IN" w:eastAsia="en-IN" w:bidi="ml-IN"/>
+              </w:rPr>
+              <w:t>i</w:t>
+            </w:r>
+            <w:r>
+              <w:rPr>
+                <w:rFonts w:ascii="BRH Malayalam Extra" w:eastAsia="Times New Roman" w:hAnsi="BRH Malayalam Extra" w:cs="BRH Malayalam Extra"/>
+                <w:color w:val="000000"/>
+                <w:sz w:val="40"/>
+                <w:szCs w:val="40"/>
+                <w:lang w:val="en-IN" w:eastAsia="en-IN" w:bidi="ml-IN"/>
+              </w:rPr>
+              <w:t>Zy— py¥ci ||</w:t>
+            </w:r>
+          </w:p>
+        </w:tc>
+        <w:tc>
+          <w:tcPr>
+            <w:tcW w:w="5386" w:type="dxa"/>
+            <w:tcBorders>
+              <w:top w:val="single" w:sz="4" w:space="0" w:color="000000"/>
+              <w:left w:val="single" w:sz="4" w:space="0" w:color="000000"/>
+              <w:bottom w:val="single" w:sz="4" w:space="0" w:color="000000"/>
+              <w:right w:val="single" w:sz="4" w:space="0" w:color="000000"/>
+            </w:tcBorders>
+          </w:tcPr>
+          <w:p>
+            <w:pPr>
+              <w:widowControl w:val="0"/>
+              <w:autoSpaceDE w:val="0"/>
+              <w:autoSpaceDN w:val="0"/>
+              <w:adjustRightInd w:val="0"/>
+              <w:spacing w:before="0" w:line="240" w:lineRule="auto"/>
+              <w:rPr>
+                <w:rFonts w:ascii="BRH Malayalam Extra" w:eastAsia="Times New Roman" w:hAnsi="BRH Malayalam Extra" w:cs="BRH Malayalam Extra"/>
+                <w:color w:val="000000"/>
+                <w:sz w:val="40"/>
+                <w:szCs w:val="40"/>
+                <w:lang w:val="en-IN" w:eastAsia="en-IN" w:bidi="ml-IN"/>
+              </w:rPr>
+            </w:pPr>
+            <w:r>
+              <w:rPr>
+                <w:rFonts w:ascii="BRH Malayalam Extra" w:eastAsia="Times New Roman" w:hAnsi="BRH Malayalam Extra" w:cs="BRH Malayalam Extra"/>
+                <w:color w:val="000000"/>
+                <w:sz w:val="40"/>
+                <w:szCs w:val="40"/>
+                <w:lang w:val="en-IN" w:eastAsia="en-IN" w:bidi="ml-IN"/>
+              </w:rPr>
+              <w:t>t</w:t>
+            </w:r>
+            <w:r>
+              <w:rPr>
+                <w:rFonts w:ascii="BRH Malayalam Extra" w:eastAsia="Times New Roman" w:hAnsi="BRH Malayalam Extra" w:cs="BRH Malayalam Extra"/>
+                <w:color w:val="000000"/>
+                <w:sz w:val="32"/>
+                <w:szCs w:val="40"/>
+                <w:lang w:val="en-IN" w:eastAsia="en-IN" w:bidi="ml-IN"/>
+              </w:rPr>
+              <w:t>–</w:t>
+            </w:r>
+            <w:r>
+              <w:rPr>
+                <w:rFonts w:ascii="BRH Malayalam Extra" w:eastAsia="Times New Roman" w:hAnsi="BRH Malayalam Extra" w:cs="BRH Malayalam Extra"/>
+                <w:color w:val="000000"/>
+                <w:sz w:val="40"/>
+                <w:szCs w:val="40"/>
+                <w:lang w:val="en-IN" w:eastAsia="en-IN" w:bidi="ml-IN"/>
+              </w:rPr>
+              <w:t xml:space="preserve">pyrx— py¥ci | </w:t>
+            </w:r>
+          </w:p>
+          <w:p>
+            <w:pPr>
+              <w:widowControl w:val="0"/>
+              <w:autoSpaceDE w:val="0"/>
+              <w:autoSpaceDN w:val="0"/>
+              <w:adjustRightInd w:val="0"/>
+              <w:spacing w:before="0" w:line="240" w:lineRule="auto"/>
+              <w:rPr>
+                <w:rFonts w:ascii="BRH Malayalam Extra" w:eastAsia="Times New Roman" w:hAnsi="BRH Malayalam Extra" w:cs="BRH Malayalam Extra"/>
+                <w:color w:val="000000"/>
+                <w:sz w:val="40"/>
+                <w:szCs w:val="40"/>
+                <w:lang w:val="en-IN" w:eastAsia="en-IN" w:bidi="ml-IN"/>
+              </w:rPr>
+            </w:pPr>
+            <w:r>
+              <w:rPr>
+                <w:rFonts w:ascii="BRH Malayalam Extra" w:eastAsia="Times New Roman" w:hAnsi="BRH Malayalam Extra" w:cs="BRH Malayalam Extra"/>
+                <w:color w:val="000000"/>
+                <w:sz w:val="40"/>
+                <w:szCs w:val="40"/>
+                <w:lang w:val="en-IN" w:eastAsia="en-IN" w:bidi="ml-IN"/>
+              </w:rPr>
+              <w:t>py</w:t>
+            </w:r>
+            <w:r>
+              <w:rPr>
+                <w:rFonts w:ascii="BRH Malayalam Extra" w:eastAsia="Times New Roman" w:hAnsi="BRH Malayalam Extra" w:cs="BRH Malayalam Extra"/>
+                <w:color w:val="000000"/>
+                <w:sz w:val="32"/>
+                <w:szCs w:val="40"/>
+                <w:lang w:val="en-IN" w:eastAsia="en-IN" w:bidi="ml-IN"/>
+              </w:rPr>
+              <w:t>–</w:t>
+            </w:r>
+            <w:r>
+              <w:rPr>
+                <w:rFonts w:ascii="BRH Malayalam Extra" w:eastAsia="Times New Roman" w:hAnsi="BRH Malayalam Extra" w:cs="BRH Malayalam Extra"/>
+                <w:color w:val="000000"/>
+                <w:sz w:val="40"/>
+                <w:szCs w:val="40"/>
+                <w:lang w:val="en-IN" w:eastAsia="en-IN" w:bidi="ml-IN"/>
+              </w:rPr>
+              <w:t>¥c</w:t>
+            </w:r>
+            <w:r>
+              <w:rPr>
+                <w:rFonts w:ascii="BRH Malayalam Extra" w:eastAsia="Times New Roman" w:hAnsi="BRH Malayalam Extra" w:cs="BRH Malayalam Extra"/>
+                <w:color w:val="000000"/>
+                <w:sz w:val="32"/>
+                <w:szCs w:val="40"/>
+                <w:lang w:val="en-IN" w:eastAsia="en-IN" w:bidi="ml-IN"/>
+              </w:rPr>
+              <w:t>–</w:t>
+            </w:r>
+            <w:r>
+              <w:rPr>
+                <w:rFonts w:ascii="BRH Malayalam Extra" w:eastAsia="Times New Roman" w:hAnsi="BRH Malayalam Extra" w:cs="BRH Malayalam Extra"/>
+                <w:color w:val="000000"/>
+                <w:sz w:val="40"/>
+                <w:szCs w:val="40"/>
+                <w:highlight w:val="green"/>
+                <w:lang w:val="en-IN" w:eastAsia="en-IN" w:bidi="ml-IN"/>
+              </w:rPr>
+              <w:t>¥</w:t>
+            </w:r>
+            <w:r>
+              <w:rPr>
+                <w:rFonts w:ascii="BRH Malayalam Extra" w:eastAsia="Times New Roman" w:hAnsi="BRH Malayalam Extra" w:cs="BRH Malayalam Extra"/>
+                <w:color w:val="000000"/>
+                <w:sz w:val="40"/>
+                <w:szCs w:val="40"/>
+                <w:lang w:val="en-IN" w:eastAsia="en-IN" w:bidi="ml-IN"/>
+              </w:rPr>
+              <w:t>iZy— py¥ci ||</w:t>
+            </w:r>
+          </w:p>
+        </w:tc>
+      </w:tr>
+      <w:tr>
+        <w:trPr>
+          <w:trHeight w:val="962"/>
+        </w:trPr>
+        <w:tc>
+          <w:tcPr>
+            <w:tcW w:w="3999" w:type="dxa"/>
+            <w:tcBorders>
+              <w:top w:val="single" w:sz="4" w:space="0" w:color="000000"/>
+              <w:left w:val="single" w:sz="4" w:space="0" w:color="000000"/>
+              <w:bottom w:val="single" w:sz="4" w:space="0" w:color="000000"/>
+              <w:right w:val="single" w:sz="4" w:space="0" w:color="000000"/>
+            </w:tcBorders>
+          </w:tcPr>
+          <w:p>
+            <w:pPr>
+              <w:widowControl w:val="0"/>
+              <w:tabs>
+                <w:tab w:val="left" w:pos="993"/>
+              </w:tabs>
+              <w:autoSpaceDE w:val="0"/>
+              <w:autoSpaceDN w:val="0"/>
+              <w:adjustRightInd w:val="0"/>
+              <w:spacing w:before="0" w:line="252" w:lineRule="auto"/>
+              <w:ind w:right="297"/>
+              <w:rPr>
+                <w:rFonts w:cs="Arial"/>
+                <w:b/>
+                <w:sz w:val="28"/>
+                <w:szCs w:val="32"/>
+              </w:rPr>
+            </w:pPr>
+          </w:p>
+        </w:tc>
+        <w:tc>
+          <w:tcPr>
+            <w:tcW w:w="5103" w:type="dxa"/>
+            <w:tcBorders>
+              <w:top w:val="single" w:sz="4" w:space="0" w:color="000000"/>
+              <w:left w:val="single" w:sz="4" w:space="0" w:color="000000"/>
+              <w:bottom w:val="single" w:sz="4" w:space="0" w:color="000000"/>
+              <w:right w:val="single" w:sz="4" w:space="0" w:color="000000"/>
+            </w:tcBorders>
+          </w:tcPr>
+          <w:p>
+            <w:pPr>
+              <w:widowControl w:val="0"/>
+              <w:autoSpaceDE w:val="0"/>
+              <w:autoSpaceDN w:val="0"/>
+              <w:adjustRightInd w:val="0"/>
+              <w:spacing w:before="0" w:line="240" w:lineRule="auto"/>
+              <w:rPr>
+                <w:rFonts w:ascii="BRH Malayalam Extra" w:eastAsia="Times New Roman" w:hAnsi="BRH Malayalam Extra" w:cs="BRH Malayalam Extra"/>
+                <w:color w:val="000000"/>
+                <w:sz w:val="40"/>
+                <w:szCs w:val="40"/>
+                <w:lang w:val="en-IN" w:eastAsia="en-IN" w:bidi="ml-IN"/>
+              </w:rPr>
+            </w:pPr>
+          </w:p>
+        </w:tc>
+        <w:tc>
+          <w:tcPr>
+            <w:tcW w:w="5386" w:type="dxa"/>
+            <w:tcBorders>
+              <w:top w:val="single" w:sz="4" w:space="0" w:color="000000"/>
+              <w:left w:val="single" w:sz="4" w:space="0" w:color="000000"/>
+              <w:bottom w:val="single" w:sz="4" w:space="0" w:color="000000"/>
+              <w:right w:val="single" w:sz="4" w:space="0" w:color="000000"/>
+            </w:tcBorders>
+          </w:tcPr>
+          <w:p>
+            <w:pPr>
+              <w:widowControl w:val="0"/>
+              <w:autoSpaceDE w:val="0"/>
+              <w:autoSpaceDN w:val="0"/>
+              <w:adjustRightInd w:val="0"/>
+              <w:spacing w:before="0" w:line="240" w:lineRule="auto"/>
+              <w:rPr>
+                <w:rFonts w:ascii="BRH Malayalam Extra" w:eastAsia="Times New Roman" w:hAnsi="BRH Malayalam Extra" w:cs="BRH Malayalam Extra"/>
+                <w:color w:val="000000"/>
+                <w:sz w:val="40"/>
+                <w:szCs w:val="40"/>
+                <w:lang w:val="en-IN" w:eastAsia="en-IN" w:bidi="ml-IN"/>
+              </w:rPr>
+            </w:pPr>
           </w:p>
         </w:tc>
       </w:tr>
@@ -859,6 +1355,7 @@
                 <w:sz w:val="28"/>
                 <w:szCs w:val="32"/>
               </w:rPr>
+              <w:lastRenderedPageBreak/>
               <w:t>T.S.4.1.</w:t>
             </w:r>
             <w:r>
@@ -1805,7 +2302,6 @@
                 <w:sz w:val="28"/>
                 <w:szCs w:val="32"/>
               </w:rPr>
-              <w:lastRenderedPageBreak/>
               <w:t>T.S.4.1.</w:t>
             </w:r>
             <w:r>
@@ -3147,6 +3643,7 @@
                 <w:sz w:val="28"/>
                 <w:szCs w:val="32"/>
               </w:rPr>
+              <w:lastRenderedPageBreak/>
               <w:t>T.S.4.1.1.1 – Kramam</w:t>
             </w:r>
           </w:p>
@@ -3628,7 +4125,6 @@
                 <w:sz w:val="28"/>
                 <w:szCs w:val="32"/>
               </w:rPr>
-              <w:lastRenderedPageBreak/>
               <w:t>Panchaati No</w:t>
             </w:r>
             <w:r>
@@ -3683,7 +4179,6 @@
                 <w:szCs w:val="40"/>
                 <w:lang w:val="en-IN" w:eastAsia="en-IN" w:bidi="ml-IN"/>
               </w:rPr>
-              <w:lastRenderedPageBreak/>
               <w:t>A</w:t>
             </w:r>
             <w:r>
@@ -5472,6 +5967,7 @@
                 <w:sz w:val="28"/>
                 <w:szCs w:val="32"/>
               </w:rPr>
+              <w:lastRenderedPageBreak/>
               <w:t>T.S.4.1.8.6 – Kramam</w:t>
             </w:r>
           </w:p>
@@ -5844,7 +6340,6 @@
                 <w:sz w:val="28"/>
                 <w:szCs w:val="32"/>
               </w:rPr>
-              <w:lastRenderedPageBreak/>
               <w:t>T.S.4.1.9.2 – Kramam</w:t>
             </w:r>
           </w:p>
@@ -7231,16 +7726,7 @@
           <w:bCs/>
           <w:sz w:val="32"/>
         </w:rPr>
-        <w:t xml:space="preserve">replaced </w:t>
-      </w:r>
-      <w:proofErr w:type="gramStart"/>
-      <w:r>
-        <w:rPr>
-          <w:b/>
-          <w:bCs/>
-          <w:sz w:val="32"/>
-        </w:rPr>
-        <w:t>with</w:t>
+        <w:t>replaced with</w:t>
       </w:r>
       <w:r>
         <w:rPr>
@@ -7262,7 +7748,6 @@
         </w:rPr>
         <w:t>"</w:t>
       </w:r>
-      <w:proofErr w:type="gramEnd"/>
       <w:r>
         <w:rPr>
           <w:rFonts w:ascii="BRH Malayalam" w:hAnsi="BRH Malayalam" w:cs="BRH Malayalam"/>
@@ -7503,6 +7988,7 @@
                 <w:sz w:val="32"/>
                 <w:szCs w:val="32"/>
               </w:rPr>
+              <w:lastRenderedPageBreak/>
               <w:t>Section, Paragraph</w:t>
             </w:r>
           </w:p>
@@ -7690,7 +8176,6 @@
                 <w:highlight w:val="yellow"/>
                 <w:lang w:val="en-IN" w:eastAsia="en-IN" w:bidi="ml-IN"/>
               </w:rPr>
-              <w:lastRenderedPageBreak/>
               <w:t>i</w:t>
             </w:r>
             <w:r>
@@ -7788,7 +8273,6 @@
                 <w:szCs w:val="40"/>
                 <w:lang w:val="en-IN" w:eastAsia="en-IN" w:bidi="ml-IN"/>
               </w:rPr>
-              <w:lastRenderedPageBreak/>
               <w:t>i</w:t>
             </w:r>
             <w:r>
@@ -7897,7 +8381,6 @@
                 <w:highlight w:val="green"/>
                 <w:lang w:val="en-IN" w:eastAsia="en-IN" w:bidi="ml-IN"/>
               </w:rPr>
-              <w:lastRenderedPageBreak/>
               <w:t>i</w:t>
             </w:r>
             <w:r>
@@ -8031,7 +8514,6 @@
                 <w:szCs w:val="40"/>
                 <w:lang w:val="en-IN" w:eastAsia="en-IN" w:bidi="ml-IN"/>
               </w:rPr>
-              <w:lastRenderedPageBreak/>
               <w:t>i</w:t>
             </w:r>
             <w:r>
@@ -8227,7 +8709,6 @@
           <w:b/>
           <w:sz w:val="36"/>
         </w:rPr>
-        <w:lastRenderedPageBreak/>
         <w:t>========================</w:t>
       </w:r>
     </w:p>
